--- a/prototype/参考文档/2、开课管理/03_选修开课/02_选修开课安排/选修开课安排20260904V2/选修开课安排20260904V2.docx
+++ b/prototype/参考文档/2、开课管理/03_选修开课/02_选修开课安排/选修开课安排20260904V2/选修开课安排20260904V2.docx
@@ -36,24 +36,7 @@
           <w:color w:val="475569"/>
           <w:sz w:val="19"/>
         </w:rPr>
-        <w:t xml:space="preserve"> 20260904V2 · </w:t>
-      </w:r>
-      <w:r>
-        <w:rPr>
-          <w:rFonts w:ascii="宋体" w:hAnsi="宋体" w:eastAsia="宋体"/>
-          <w:b/>
-          <w:sz w:val="19"/>
-        </w:rPr>
-        <w:t>创建日期：</w:t>
-      </w:r>
-      <w:r>
-        <w:rPr>
-          <w:rFonts w:ascii="宋体" w:hAnsi="宋体" w:eastAsia="宋体"/>
-          <w:b w:val="0"/>
-          <w:color w:val="475569"/>
-          <w:sz w:val="19"/>
-        </w:rPr>
-        <w:t xml:space="preserve"> 2026 年 9 月 4 日</w:t>
+        <w:t xml:space="preserve"> 20260904V2</w:t>
       </w:r>
     </w:p>
     <w:p>
@@ -169,6 +152,35 @@
           <w:sz w:val="19"/>
         </w:rPr>
         <w:t xml:space="preserve"> 优先落档「修读范围」抽屉、可选批次选择弹窗、查看修读范围弹窗；列表/工具栏/教学任务编辑等其它页面能力标未确认，待后续升版补齐</w:t>
+      </w:r>
+    </w:p>
+    <w:p>
+      <w:pPr>
+        <w:spacing w:before="40" w:after="160"/>
+        <w:ind w:left="227"/>
+      </w:pPr>
+      <w:r>
+        <w:rPr>
+          <w:rFonts w:ascii="宋体" w:hAnsi="宋体" w:eastAsia="宋体"/>
+          <w:b/>
+          <w:sz w:val="19"/>
+        </w:rPr>
+        <w:t>修订记录：</w:t>
+      </w:r>
+    </w:p>
+    <w:p>
+      <w:pPr>
+        <w:spacing w:before="40" w:after="160"/>
+        <w:ind w:left="227"/>
+      </w:pPr>
+      <w:r>
+        <w:rPr>
+          <w:rFonts w:ascii="宋体" w:hAnsi="宋体" w:eastAsia="宋体"/>
+          <w:b w:val="0"/>
+          <w:color w:val="475569"/>
+          <w:sz w:val="19"/>
+        </w:rPr>
+        <w:t>- 2026-09-04 创建</w:t>
       </w:r>
     </w:p>
     <w:p>
